--- a/workflows/translation/word/final_translation_files/custom_word_styles_example_Traditional_Chinese_final_appended_20260411_162231.docx
+++ b/workflows/translation/word/final_translation_files/custom_word_styles_example_Traditional_Chinese_final_appended_20260411_162231.docx
@@ -840,6 +840,7 @@
         <w:pStyle w:val="h1"/>
       </w:pPr>
       <w:r>
+        <w:lastRenderedPageBreak/>
         <w:t>簡介</w:t>
       </w:r>
     </w:p>
@@ -882,13 +883,25 @@
         <w:t>「全局」</w:t>
       </w:r>
       <w:r>
-        <w:t>概覽，讓你了解成為或作為一名耶穌跟隨者的意義，並讓你熟悉聖經——對於那些想要跟隨耶穌的人來說，這是一本權威的手冊。為了獲得最大的益處，請計畫在接下來的幾週內，每天花費大約</w:t>
-      </w:r>
-      <w:r>
-        <w:rPr>
-          <w:b/>
-        </w:rPr>
-        <w:t>30分鐘</w:t>
+        <w:t>概覽，讓你了解成為或作為一名耶穌跟隨者的意義，並讓你熟悉聖經</w:t>
+      </w:r>
+      <w:r>
+        <w:t>——</w:t>
+      </w:r>
+      <w:r>
+        <w:t>對於那些想要跟隨耶穌的人來說，這是一本權威的手冊。為了獲得最大的益處，請計畫在接下來的幾週內，每天花費大約</w:t>
+      </w:r>
+      <w:r>
+        <w:rPr>
+          <w:b/>
+        </w:rPr>
+        <w:t>30</w:t>
+      </w:r>
+      <w:r>
+        <w:rPr>
+          <w:b/>
+        </w:rPr>
+        <w:t>分鐘</w:t>
       </w:r>
       <w:r>
         <w:t>。</w:t>
@@ -941,7 +954,13 @@
         <w:pStyle w:val="body"/>
       </w:pPr>
       <w:r>
-        <w:t>大多數剛接觸聖經的人，會像閱讀其他書籍一樣來讀聖經——他們從頭開始，按順序一直讀到最後。</w:t>
+        <w:t>大多數剛接觸聖經的人，會像閱讀其他書籍一樣來讀聖經</w:t>
+      </w:r>
+      <w:r>
+        <w:t>——</w:t>
+      </w:r>
+      <w:r>
+        <w:t>他們從頭開始，按順序一直讀到最後。</w:t>
       </w:r>
     </w:p>
     <w:p>
@@ -955,34 +974,25 @@
         <w:rPr>
           <w:b/>
         </w:rPr>
-        <w:t>*在閱讀的當下</w:t>
+        <w:t>*</w:t>
+      </w:r>
+      <w:r>
+        <w:rPr>
+          <w:b/>
+        </w:rPr>
+        <w:t>在閱讀的當下</w:t>
       </w:r>
       <w:r>
         <w:rPr>
           <w:i/>
         </w:rPr>
-        <w:t>明白聖經。本課程採取不同的方法，帶領你以</w:t>
-      </w:r>
-      <w:r>
-        <w:rPr>
-          <w:i/>
-        </w:rPr>
-        <w:t>非順序的</w:t>
-      </w:r>
-      <w:r>
-        <w:rPr>
-          <w:i/>
-        </w:rPr>
-        <w:t>方式來閱讀聖經各卷書。因此，這能幫助你在閱讀的同時對聖經的全貌有</w:t>
-      </w:r>
-      <w:r>
-        <w:rPr>
-          <w:i/>
-        </w:rPr>
-        <w:t>更深入的了解</w:t>
-      </w:r>
-      <w:r>
-        <w:t>*——也就是說，隨著你按著每日的閱讀進度前進，你會越來越明白聖經在說什麼。</w:t>
+        <w:t>明白聖經。本課程採取不同的方法，帶領你以非順序的方式來閱讀聖經各卷書。因此，這能幫助你在閱讀的同時對聖經的全貌有更深入的了解</w:t>
+      </w:r>
+      <w:r>
+        <w:t>*——</w:t>
+      </w:r>
+      <w:r>
+        <w:t>也就是說，隨著你按著每日的閱讀進度前進，你會越來越明白聖經在說什麼。</w:t>
       </w:r>
     </w:p>
     <w:p>
@@ -1033,7 +1043,43 @@
         <w:pStyle w:val="body"/>
       </w:pPr>
       <w:r>
-        <w:t>本課程不一定要購買研讀版聖經，但從長遠來看，使用研讀本聖經來開始本課程對你可能會大有裨益。如果英文是你的母語，請選擇現代的聖經譯本——NIV、NRSV、NASB、ESV和NKJV都是極佳的選擇——但在本課程的研讀中，請避免使用意譯本。（意譯本對於從不同角度理解希臘文或希伯來文原文中的詞彙極為有用，但這類型的研讀應該留待你未來進深時再進行。）</w:t>
+        <w:t>本課程不一定要購買研讀版聖經，但從長遠來看，使用研讀本聖經來開始本課程對你可能會大有裨益。如果英文是你的母語，請選擇現代的聖經譯本</w:t>
+      </w:r>
+      <w:r>
+        <w:t>——NIV</w:t>
+      </w:r>
+      <w:r>
+        <w:t>、</w:t>
+      </w:r>
+      <w:r>
+        <w:t>NRSV</w:t>
+      </w:r>
+      <w:r>
+        <w:t>、</w:t>
+      </w:r>
+      <w:r>
+        <w:t>NASB</w:t>
+      </w:r>
+      <w:r>
+        <w:t>、</w:t>
+      </w:r>
+      <w:r>
+        <w:t>ESV</w:t>
+      </w:r>
+      <w:r>
+        <w:t>和</w:t>
+      </w:r>
+      <w:r>
+        <w:t>NKJV</w:t>
+      </w:r>
+      <w:r>
+        <w:t>都是極佳的選擇</w:t>
+      </w:r>
+      <w:r>
+        <w:t>——</w:t>
+      </w:r>
+      <w:r>
+        <w:t>但在本課程的研讀中，請避免使用意譯本。（意譯本對於從不同角度理解希臘文或希伯來文原文中的詞彙極為有用，但這類型的研讀應該留待你未來進深時再進行。）</w:t>
       </w:r>
     </w:p>
     <w:p>
@@ -1066,7 +1112,10 @@
         <w:pStyle w:val="body"/>
       </w:pPr>
       <w:r>
-        <w:t xml:space="preserve">本課程需要大約 </w:t>
+        <w:t>本課程需要大約</w:t>
+      </w:r>
+      <w:r>
+        <w:t xml:space="preserve"> </w:t>
       </w:r>
       <w:r>
         <w:rPr>
@@ -1075,7 +1124,10 @@
         <w:t>20-40</w:t>
       </w:r>
       <w:r>
-        <w:t xml:space="preserve"> 分鐘專注、</w:t>
+        <w:t xml:space="preserve"> </w:t>
+      </w:r>
+      <w:r>
+        <w:t>分鐘專注、</w:t>
       </w:r>
       <w:r>
         <w:rPr>
@@ -1118,6 +1170,7 @@
         <w:pStyle w:val="body"/>
       </w:pPr>
       <w:r>
+        <w:lastRenderedPageBreak/>
         <w:t>重要的是要</w:t>
       </w:r>
       <w:r>
@@ -1127,7 +1180,10 @@
         <w:t>每天閱讀</w:t>
       </w:r>
       <w:r>
-        <w:t>——漏掉一兩天會讓你更難記住上次讀到哪裡，也會讓你更難建立對聖經的「全貌」觀。</w:t>
+        <w:t>——</w:t>
+      </w:r>
+      <w:r>
+        <w:t>漏掉一兩天會讓你更難記住上次讀到哪裡，也會讓你更難建立對聖經的「全貌」觀。</w:t>
       </w:r>
     </w:p>
     <w:p>
@@ -1181,10 +1237,31 @@
         <w:rPr>
           <w:b/>
         </w:rPr>
-        <w:t>39卷書</w:t>
-      </w:r>
-      <w:r>
-        <w:t>，由許多不同的作者在約公元前1400至400年間，歷經一千年的時間寫成。除了少數段落外，它完全是用希伯來文寫成的。本研究稍後將對希伯來聖經作更詳細的說明，但就本簡介的目的而言，只需總結：希伯來聖經整體講述了創造主上帝交託給一個名叫亞伯拉罕的後裔——</w:t>
+        <w:t>39</w:t>
+      </w:r>
+      <w:r>
+        <w:rPr>
+          <w:b/>
+        </w:rPr>
+        <w:t>卷書</w:t>
+      </w:r>
+      <w:r>
+        <w:t>，由許多不同的作者在約公元前</w:t>
+      </w:r>
+      <w:r>
+        <w:t>1400</w:t>
+      </w:r>
+      <w:r>
+        <w:t>至</w:t>
+      </w:r>
+      <w:r>
+        <w:t>400</w:t>
+      </w:r>
+      <w:r>
+        <w:t>年間，歷經一千年的時間寫成。除了少數段落外，它完全是用希伯來文寫成的。本研究稍後將對希伯來聖經作更詳細的說明，但就本簡介的目的而言，只需總結：希伯來聖經整體講述了創造主上帝交託給一個名叫亞伯拉罕的後裔</w:t>
+      </w:r>
+      <w:r>
+        <w:t>——</w:t>
       </w:r>
       <w:r>
         <w:rPr>
@@ -1193,7 +1270,10 @@
         <w:t>以色列人</w:t>
       </w:r>
       <w:r>
-        <w:t>——一項特別且獨特的任務。這項任務的目的是以色列人受「委託」，要向世界上所有其他人傳揚這位</w:t>
+        <w:t>——</w:t>
+      </w:r>
+      <w:r>
+        <w:t>一項特別且獨特的任務。這項任務的目的是以色列人受「委託」，要向世界上所有其他人傳揚這位</w:t>
       </w:r>
       <w:r>
         <w:rPr>
@@ -1210,9 +1290,6 @@
         <w:pStyle w:val="legend"/>
       </w:pPr>
       <w:r>
-        <w:rPr>
-          <w:i/>
-        </w:rPr>
         <w:t>圖片：舊約結構與時間線</w:t>
       </w:r>
     </w:p>
@@ -1233,10 +1310,28 @@
         <w:rPr>
           <w:b/>
         </w:rPr>
-        <w:t>27卷書</w:t>
-      </w:r>
-      <w:r>
-        <w:t>，同樣由幾位不同的作者在約50年的期間內寫成，大約在公元40-90年。希臘文聖經展示了造物主上帝如何藉著成為人類進入歷史，成就了希伯來文聖經中關於那位將要來的</w:t>
+        <w:t>27</w:t>
+      </w:r>
+      <w:r>
+        <w:rPr>
+          <w:b/>
+        </w:rPr>
+        <w:t>卷書</w:t>
+      </w:r>
+      <w:r>
+        <w:t>，同樣由幾位不同的作者在約</w:t>
+      </w:r>
+      <w:r>
+        <w:t>50</w:t>
+      </w:r>
+      <w:r>
+        <w:t>年的期間內寫成，大約在公元</w:t>
+      </w:r>
+      <w:r>
+        <w:t>40-90</w:t>
+      </w:r>
+      <w:r>
+        <w:t>年。希臘文聖經展示了造物主上帝如何藉著成為人類進入歷史，成就了希伯來文聖經中關於那位將要來的</w:t>
       </w:r>
       <w:r>
         <w:rPr>
@@ -1245,7 +1340,13 @@
         <w:t>彌賽亞</w:t>
       </w:r>
       <w:r>
-        <w:t>（救主）的記載。彌賽亞是亞伯拉罕的後裔，名叫耶書亞（約書亞），或按英文翻譯為：耶穌。彌賽亞的希臘文是 Christos，</w:t>
+        <w:t>（救主）的記載。彌賽亞是亞伯拉罕的後裔，名叫耶書亞（約書亞），或按英文翻譯為：耶穌。彌賽亞的希臘文是</w:t>
+      </w:r>
+      <w:r>
+        <w:t xml:space="preserve"> Christos</w:t>
+      </w:r>
+      <w:r>
+        <w:t>，</w:t>
       </w:r>
       <w:r>
         <w:rPr>
@@ -1319,7 +1420,13 @@
         <w:rPr>
           <w:b/>
         </w:rPr>
-        <w:t>約翰福音3:16</w:t>
+        <w:t>約翰福音</w:t>
+      </w:r>
+      <w:r>
+        <w:rPr>
+          <w:b/>
+        </w:rPr>
+        <w:t>3:16</w:t>
       </w:r>
       <w:r>
         <w:t>。這指的是</w:t>
@@ -1328,10 +1435,40 @@
         <w:rPr>
           <w:b/>
         </w:rPr>
-        <w:t>約翰福音，第3章，第16節</w:t>
-      </w:r>
-      <w:r>
-        <w:t>。在聖經中查找書卷時，請參考目錄。在這個例子中，約翰這卷書（或者按其較長的書名被稱為《約翰福音》），位於聖經較後面的部分。找到《約翰福音》後，往後翻幾頁，直到翻到第3章。在大多數的聖經中，章號的字體會比其他內文大得多，而節號則是嵌入在內文中的小型上標數字。</w:t>
+        <w:t>約翰福音，第</w:t>
+      </w:r>
+      <w:r>
+        <w:rPr>
+          <w:b/>
+        </w:rPr>
+        <w:t>3</w:t>
+      </w:r>
+      <w:r>
+        <w:rPr>
+          <w:b/>
+        </w:rPr>
+        <w:t>章，第</w:t>
+      </w:r>
+      <w:r>
+        <w:rPr>
+          <w:b/>
+        </w:rPr>
+        <w:t>16</w:t>
+      </w:r>
+      <w:r>
+        <w:rPr>
+          <w:b/>
+        </w:rPr>
+        <w:t>節</w:t>
+      </w:r>
+      <w:r>
+        <w:t>。在聖經中查找書卷時，請參考目錄。在這個例子中，約翰這卷書（或者按其較長的書名被稱為《約翰福音》），位於聖經較後面的部分。找到《約翰福音》後，往後翻幾頁，直到翻到第</w:t>
+      </w:r>
+      <w:r>
+        <w:t>3</w:t>
+      </w:r>
+      <w:r>
+        <w:t>章。在大多數的聖經中，章號的字體會比其他內文大得多，而節號則是嵌入在內文中的小型上標數字。</w:t>
       </w:r>
       <w:r>
         <w:rPr>
@@ -1348,24 +1485,42 @@
         <w:rPr>
           <w:b/>
         </w:rPr>
-        <w:t>創世記 1:1</w:t>
-      </w:r>
-      <w:r>
-        <w:t xml:space="preserve"> 11起初，神創造天地。</w:t>
-      </w:r>
-    </w:p>
-    <w:p>
-      <w:pPr>
-        <w:pStyle w:val="body"/>
-      </w:pPr>
-      <w:r>
-        <w:rPr>
-          <w:b/>
-        </w:rPr>
-        <w:t>約翰福音 3:16</w:t>
-      </w:r>
-      <w:r>
-        <w:t xml:space="preserve"> 16神愛世人，甚至將他的獨生子賜給他們，叫一切信他的，不致滅亡，反得永生。</w:t>
+        <w:t>創世記</w:t>
+      </w:r>
+      <w:r>
+        <w:rPr>
+          <w:b/>
+        </w:rPr>
+        <w:t xml:space="preserve"> 1:1</w:t>
+      </w:r>
+      <w:r>
+        <w:t xml:space="preserve"> 11</w:t>
+      </w:r>
+      <w:r>
+        <w:t>起初，神創造天地。</w:t>
+      </w:r>
+    </w:p>
+    <w:p>
+      <w:pPr>
+        <w:pStyle w:val="body"/>
+      </w:pPr>
+      <w:r>
+        <w:rPr>
+          <w:b/>
+        </w:rPr>
+        <w:t>約翰福音</w:t>
+      </w:r>
+      <w:r>
+        <w:rPr>
+          <w:b/>
+        </w:rPr>
+        <w:t xml:space="preserve"> 3:16</w:t>
+      </w:r>
+      <w:r>
+        <w:t xml:space="preserve"> 16</w:t>
+      </w:r>
+      <w:r>
+        <w:t>神愛世人，甚至將他的獨生子賜給他們，叫一切信他的，不致滅亡，反得永生。</w:t>
       </w:r>
     </w:p>
     <w:p>
